--- a/fra/docx/63.content.docx
+++ b/fra/docx/63.content.docx
@@ -11,6 +11,15 @@
         <w:pStyle w:val="Heading2"/>
       </w:pPr>
       <w:r>
+        <w:t>Resource: Notes d'étude (Tyndale)</w:t>
+      </w:r>
+      <w:r/>
+    </w:p>
+    <w:p>
+      <w:pPr>
+        <w:pStyle w:val="Heading2"/>
+      </w:pPr>
+      <w:r>
         <w:t>License Information</w:t>
       </w:r>
       <w:r/>
@@ -21,7 +30,7 @@
         <w:rPr>
           <w:b/>
         </w:rPr>
-        <w:t>Study Notes (Tyndale)</w:t>
+        <w:t>Notes d'étude (Tyndale)</w:t>
       </w:r>
       <w:r>
         <w:t xml:space="preserve"> (French) is based on</w:t>
@@ -74,7 +83,7 @@
         <w:pStyle w:val="Heading1"/>
       </w:pPr>
       <w:r>
-        <w:t>Study Notes (Tyndale)</w:t>
+        <w:t>Notes d'étude (Tyndale)</w:t>
       </w:r>
     </w:p>
     <w:p>
@@ -83,6 +92,51 @@
           <w:headerReference w:type="even" r:id="rId8"/>
           <w:headerReference w:type="default" r:id="rId9"/>
           <w:footerReference w:type="default" r:id="rId10"/>
+          <w:footnotePr>
+            <w:numRestart w:val="eachSect"/>
+          </w:footnotePr>
+          <w:type w:val="continuous"/>
+          <w:pgSz w:w="12240" w:h="15840" w:code="1"/>
+          <w:pgMar w:top="1440" w:right="1440" w:bottom="1440" w:left="1440" w:header="504" w:footer="504" w:gutter="0"/>
+          <w:cols w:space="708"/>
+          <w:titlePg/>
+          <w:docGrid w:linePitch="360"/>
+        </w:sectPr>
+      </w:pPr>
+    </w:p>
+    <w:p>
+      <w:r/>
+    </w:p>
+    <w:p>
+      <w:pPr>
+        <w:pStyle w:val="Heading2"/>
+      </w:pPr>
+      <w:r>
+        <w:t>2JN</w:t>
+      </w:r>
+      <w:r/>
+    </w:p>
+    <w:p>
+      <w:r/>
+      <w:r>
+        <w:rPr>
+          <w:i/>
+        </w:rPr>
+        <w:t>2 Jean 1.1, 2 Jean 1.1–3, 2 Jean 1.2, 2 Jean 1.3, 2 Jean 1.4–11, 2 Jean 1.5, 2 Jean 1.7, 2 Jean 1.8, 2 Jean 1.9, 2 Jean 1.10–11, 2 Jean 1.12, 2 Jean 1.13</w:t>
+      </w:r>
+      <w:r/>
+    </w:p>
+    <w:p>
+      <w:r/>
+      <w:r>
+        <w:t xml:space="preserve"> </w:t>
+      </w:r>
+      <w:r/>
+      <w:r/>
+    </w:p>
+    <w:p>
+      <w:pPr>
+        <w:sectPr>
           <w:footnotePr>
             <w:numRestart w:val="eachSect"/>
           </w:footnotePr>

--- a/fra/docx/63.content.docx
+++ b/fra/docx/63.content.docx
@@ -4,48 +4,88 @@
   <w:body>
     <w:p/>
     <w:p>
-      <w:r/>
+      <w:pPr/>
+      <w:r>
+        <w:rPr>
+          <w:lang w:val="fr_FR" w:bidi="fr_FR"/>
+        </w:rPr>
+      </w:r>
     </w:p>
     <w:p>
       <w:pPr>
         <w:pStyle w:val="Heading2"/>
       </w:pPr>
       <w:r>
+        <w:rPr>
+          <w:lang w:val="fr_FR" w:bidi="fr_FR"/>
+        </w:rPr>
         <w:t>Resource: Notes d'étude (Tyndale)</w:t>
       </w:r>
-      <w:r/>
+      <w:r>
+        <w:rPr>
+          <w:lang w:val="fr_FR" w:bidi="fr_FR"/>
+        </w:rPr>
+      </w:r>
     </w:p>
     <w:p>
       <w:pPr>
         <w:pStyle w:val="Heading2"/>
       </w:pPr>
       <w:r>
+        <w:rPr>
+          <w:lang w:val="fr_FR" w:bidi="fr_FR"/>
+        </w:rPr>
         <w:t>License Information</w:t>
       </w:r>
-      <w:r/>
+      <w:r>
+        <w:rPr>
+          <w:lang w:val="fr_FR" w:bidi="fr_FR"/>
+        </w:rPr>
+      </w:r>
     </w:p>
     <w:p>
-      <w:r/>
+      <w:pPr/>
+      <w:r>
+        <w:rPr>
+          <w:lang w:val="fr_FR" w:bidi="fr_FR"/>
+        </w:rPr>
+      </w:r>
       <w:r>
         <w:rPr>
           <w:b/>
+          <w:lang w:val="fr_FR" w:bidi="fr_FR"/>
         </w:rPr>
         <w:t>Notes d'étude (Tyndale)</w:t>
       </w:r>
       <w:r>
+        <w:rPr>
+          <w:lang w:val="fr_FR" w:bidi="fr_FR"/>
+        </w:rPr>
         <w:t xml:space="preserve"> (French) is based on</w:t>
       </w:r>
       <w:r>
+        <w:rPr>
+          <w:lang w:val="fr_FR" w:bidi="fr_FR"/>
+        </w:rPr>
         <w:t xml:space="preserve">: </w:t>
       </w:r>
       <w:r>
+        <w:rPr>
+          <w:lang w:val="fr_FR" w:bidi="fr_FR"/>
+        </w:rPr>
         <w:t>Tyndale Open Study Notes</w:t>
       </w:r>
       <w:r>
+        <w:rPr>
+          <w:lang w:val="fr_FR" w:bidi="fr_FR"/>
+        </w:rPr>
         <w:t xml:space="preserve">, </w:t>
       </w:r>
       <w:hyperlink r:id="rId13">
         <w:r>
+          <w:rPr>
+            <w:lang w:val="fr_FR" w:bidi="fr_FR"/>
+          </w:rPr>
           <w:rPr>
             <w:color w:val="0000EE"/>
             <w:u w:val="single"/>
@@ -54,10 +94,16 @@
         </w:r>
       </w:hyperlink>
       <w:r>
+        <w:rPr>
+          <w:lang w:val="fr_FR" w:bidi="fr_FR"/>
+        </w:rPr>
         <w:t xml:space="preserve">, 2019, which is licensed under a </w:t>
       </w:r>
       <w:hyperlink r:id="rId14">
         <w:r>
+          <w:rPr>
+            <w:lang w:val="fr_FR" w:bidi="fr_FR"/>
+          </w:rPr>
           <w:rPr>
             <w:color w:val="0000EE"/>
             <w:u w:val="single"/>
@@ -66,23 +112,49 @@
         </w:r>
       </w:hyperlink>
       <w:r>
+        <w:rPr>
+          <w:lang w:val="fr_FR" w:bidi="fr_FR"/>
+        </w:rPr>
         <w:t>.</w:t>
       </w:r>
-      <w:r/>
+      <w:r>
+        <w:rPr>
+          <w:lang w:val="fr_FR" w:bidi="fr_FR"/>
+        </w:rPr>
+      </w:r>
     </w:p>
     <w:p>
-      <w:r/>
-      <w:r>
+      <w:pPr/>
+      <w:r>
+        <w:rPr>
+          <w:lang w:val="fr_FR" w:bidi="fr_FR"/>
+        </w:rPr>
+      </w:r>
+      <w:r>
+        <w:rPr>
+          <w:lang w:val="fr_FR" w:bidi="fr_FR"/>
+        </w:rPr>
         <w:t>This PDF version is provided under the same license.</w:t>
       </w:r>
-      <w:r/>
-      <w:r/>
+      <w:r>
+        <w:rPr>
+          <w:lang w:val="fr_FR" w:bidi="fr_FR"/>
+        </w:rPr>
+      </w:r>
+      <w:r>
+        <w:rPr>
+          <w:lang w:val="fr_FR" w:bidi="fr_FR"/>
+        </w:rPr>
+      </w:r>
     </w:p>
     <w:p>
       <w:pPr>
         <w:pStyle w:val="Heading1"/>
       </w:pPr>
       <w:r>
+        <w:rPr>
+          <w:lang w:val="fr_FR" w:bidi="fr_FR"/>
+        </w:rPr>
         <w:t>Notes d'étude (Tyndale)</w:t>
       </w:r>
     </w:p>
@@ -105,34 +177,72 @@
       </w:pPr>
     </w:p>
     <w:p>
-      <w:r/>
+      <w:pPr/>
+      <w:r>
+        <w:rPr>
+          <w:lang w:val="fr_FR" w:bidi="fr_FR"/>
+        </w:rPr>
+      </w:r>
     </w:p>
     <w:p>
       <w:pPr>
         <w:pStyle w:val="Heading2"/>
       </w:pPr>
       <w:r>
+        <w:rPr>
+          <w:lang w:val="fr_FR" w:bidi="fr_FR"/>
+        </w:rPr>
         <w:t>2JN</w:t>
       </w:r>
-      <w:r/>
+      <w:r>
+        <w:rPr>
+          <w:lang w:val="fr_FR" w:bidi="fr_FR"/>
+        </w:rPr>
+      </w:r>
     </w:p>
     <w:p>
-      <w:r/>
+      <w:pPr/>
+      <w:r>
+        <w:rPr>
+          <w:lang w:val="fr_FR" w:bidi="fr_FR"/>
+        </w:rPr>
+      </w:r>
       <w:r>
         <w:rPr>
           <w:i/>
+          <w:lang w:val="fr_FR" w:bidi="fr_FR"/>
         </w:rPr>
         <w:t>2 Jean 1.1, 2 Jean 1.1–3, 2 Jean 1.2, 2 Jean 1.3, 2 Jean 1.4–11, 2 Jean 1.5, 2 Jean 1.7, 2 Jean 1.8, 2 Jean 1.9, 2 Jean 1.10–11, 2 Jean 1.12, 2 Jean 1.13</w:t>
       </w:r>
-      <w:r/>
+      <w:r>
+        <w:rPr>
+          <w:lang w:val="fr_FR" w:bidi="fr_FR"/>
+        </w:rPr>
+      </w:r>
     </w:p>
     <w:p>
-      <w:r/>
-      <w:r>
+      <w:pPr/>
+      <w:r>
+        <w:rPr>
+          <w:lang w:val="fr_FR" w:bidi="fr_FR"/>
+        </w:rPr>
+      </w:r>
+      <w:r>
+        <w:rPr>
+          <w:lang w:val="fr_FR" w:bidi="fr_FR"/>
+        </w:rPr>
         <w:t xml:space="preserve"> </w:t>
       </w:r>
-      <w:r/>
-      <w:r/>
+      <w:r>
+        <w:rPr>
+          <w:lang w:val="fr_FR" w:bidi="fr_FR"/>
+        </w:rPr>
+      </w:r>
+      <w:r>
+        <w:rPr>
+          <w:lang w:val="fr_FR" w:bidi="fr_FR"/>
+        </w:rPr>
+      </w:r>
     </w:p>
     <w:p>
       <w:pPr>
@@ -150,42 +260,83 @@
       </w:pPr>
     </w:p>
     <w:p>
-      <w:r/>
+      <w:pPr/>
+      <w:r>
+        <w:rPr>
+          <w:lang w:val="fr_FR" w:bidi="fr_FR"/>
+        </w:rPr>
+      </w:r>
     </w:p>
     <w:p>
       <w:pPr>
         <w:pStyle w:val="Heading2"/>
       </w:pPr>
       <w:r>
+        <w:rPr>
+          <w:lang w:val="fr_FR" w:bidi="fr_FR"/>
+        </w:rPr>
         <w:t>2 Jean 1.1</w:t>
       </w:r>
-      <w:r/>
+      <w:r>
+        <w:rPr>
+          <w:lang w:val="fr_FR" w:bidi="fr_FR"/>
+        </w:rPr>
+      </w:r>
     </w:p>
     <w:p>
-      <w:r/>
-      <w:r>
+      <w:pPr/>
+      <w:r>
+        <w:rPr>
+          <w:lang w:val="fr_FR" w:bidi="fr_FR"/>
+        </w:rPr>
+      </w:r>
+      <w:r>
+        <w:rPr>
+          <w:lang w:val="fr_FR" w:bidi="fr_FR"/>
+        </w:rPr>
         <w:t xml:space="preserve">L'ancien : Le terme ancien fait allusion à Jean. </w:t>
       </w:r>
       <w:r>
+        <w:rPr>
+          <w:lang w:val="fr_FR" w:bidi="fr_FR"/>
+        </w:rPr>
         <w:t>En se désignant ainsi, Jean affirme son autorité dans l’Église</w:t>
       </w:r>
       <w:r>
+        <w:rPr>
+          <w:lang w:val="fr_FR" w:bidi="fr_FR"/>
+        </w:rPr>
         <w:t xml:space="preserve">. • </w:t>
       </w:r>
       <w:r>
+        <w:rPr>
+          <w:lang w:val="fr_FR" w:bidi="fr_FR"/>
+        </w:rPr>
         <w:t>à Kyria l’élue et à ses enfants</w:t>
       </w:r>
       <w:r>
+        <w:rPr>
+          <w:lang w:val="fr_FR" w:bidi="fr_FR"/>
+        </w:rPr>
         <w:t xml:space="preserve"> : Le terme grec Kyria pourrait être le nom d'une personne spécifique, </w:t>
       </w:r>
       <w:r>
+        <w:rPr>
+          <w:lang w:val="fr_FR" w:bidi="fr_FR"/>
+        </w:rPr>
         <w:t>mais il désigne plus probablement une église locale et ses membres</w:t>
       </w:r>
       <w:r>
+        <w:rPr>
+          <w:lang w:val="fr_FR" w:bidi="fr_FR"/>
+        </w:rPr>
         <w:t xml:space="preserve"> (cf. </w:t>
       </w:r>
       <w:hyperlink r:id="rId15">
         <w:r>
+          <w:rPr>
+            <w:lang w:val="fr_FR" w:bidi="fr_FR"/>
+          </w:rPr>
           <w:rPr>
             <w:color w:val="0000EE"/>
             <w:u w:val="single"/>
@@ -194,22 +345,40 @@
         </w:r>
       </w:hyperlink>
       <w:r>
+        <w:rPr>
+          <w:lang w:val="fr_FR" w:bidi="fr_FR"/>
+        </w:rPr>
         <w:t xml:space="preserve">). • </w:t>
       </w:r>
       <w:r>
+        <w:rPr>
+          <w:lang w:val="fr_FR" w:bidi="fr_FR"/>
+        </w:rPr>
         <w:t>que j’aime dans la vérit</w:t>
       </w:r>
       <w:r>
+        <w:rPr>
+          <w:lang w:val="fr_FR" w:bidi="fr_FR"/>
+        </w:rPr>
         <w:t>é : C</w:t>
       </w:r>
       <w:r>
+        <w:rPr>
+          <w:lang w:val="fr_FR" w:bidi="fr_FR"/>
+        </w:rPr>
         <w:t>ela peut signifier aimer sincèrement</w:t>
       </w:r>
       <w:r>
+        <w:rPr>
+          <w:lang w:val="fr_FR" w:bidi="fr_FR"/>
+        </w:rPr>
         <w:t xml:space="preserve"> (voir </w:t>
       </w:r>
       <w:hyperlink r:id="rId16">
         <w:r>
+          <w:rPr>
+            <w:lang w:val="fr_FR" w:bidi="fr_FR"/>
+          </w:rPr>
           <w:rPr>
             <w:color w:val="0000EE"/>
             <w:u w:val="single"/>
@@ -218,16 +387,28 @@
         </w:r>
       </w:hyperlink>
       <w:r>
+        <w:rPr>
+          <w:lang w:val="fr_FR" w:bidi="fr_FR"/>
+        </w:rPr>
         <w:t xml:space="preserve">), </w:t>
       </w:r>
       <w:r>
+        <w:rPr>
+          <w:lang w:val="fr_FR" w:bidi="fr_FR"/>
+        </w:rPr>
         <w:t>mais il s’agit plus vraisemblablement d’un amour fondé sur la vérité de l’Évangile, partagé entre ceux qui confessent le Christ véritable et</w:t>
       </w:r>
       <w:r>
+        <w:rPr>
+          <w:lang w:val="fr_FR" w:bidi="fr_FR"/>
+        </w:rPr>
         <w:t xml:space="preserve"> en contraste avec les mensonges des faux enseignants (</w:t>
       </w:r>
       <w:hyperlink r:id="rId17">
         <w:r>
+          <w:rPr>
+            <w:lang w:val="fr_FR" w:bidi="fr_FR"/>
+          </w:rPr>
           <w:rPr>
             <w:color w:val="0000EE"/>
             <w:u w:val="single"/>
@@ -236,10 +417,16 @@
         </w:r>
       </w:hyperlink>
       <w:r>
+        <w:rPr>
+          <w:lang w:val="fr_FR" w:bidi="fr_FR"/>
+        </w:rPr>
         <w:t xml:space="preserve"> ; voir </w:t>
       </w:r>
       <w:hyperlink r:id="rId18">
         <w:r>
+          <w:rPr>
+            <w:lang w:val="fr_FR" w:bidi="fr_FR"/>
+          </w:rPr>
           <w:rPr>
             <w:color w:val="0000EE"/>
             <w:u w:val="single"/>
@@ -248,71 +435,154 @@
         </w:r>
       </w:hyperlink>
       <w:r>
+        <w:rPr>
+          <w:lang w:val="fr_FR" w:bidi="fr_FR"/>
+        </w:rPr>
         <w:t xml:space="preserve">). </w:t>
       </w:r>
       <w:r>
+        <w:rPr>
+          <w:lang w:val="fr_FR" w:bidi="fr_FR"/>
+        </w:rPr>
         <w:t>Jean insiste sur le pronom « je » pour marquer la différence avec ces derniers, qui ont abandonné l’Église et manqué d’amour véritable.</w:t>
       </w:r>
-      <w:r/>
-      <w:r/>
+      <w:r>
+        <w:rPr>
+          <w:lang w:val="fr_FR" w:bidi="fr_FR"/>
+        </w:rPr>
+      </w:r>
+      <w:r>
+        <w:rPr>
+          <w:lang w:val="fr_FR" w:bidi="fr_FR"/>
+        </w:rPr>
+      </w:r>
     </w:p>
     <w:p>
-      <w:r/>
+      <w:pPr/>
+      <w:r>
+        <w:rPr>
+          <w:lang w:val="fr_FR" w:bidi="fr_FR"/>
+        </w:rPr>
+      </w:r>
     </w:p>
     <w:p>
       <w:pPr>
         <w:pStyle w:val="Heading2"/>
       </w:pPr>
       <w:r>
+        <w:rPr>
+          <w:lang w:val="fr_FR" w:bidi="fr_FR"/>
+        </w:rPr>
         <w:t>2 Jean 1.1–3</w:t>
       </w:r>
-      <w:r/>
+      <w:r>
+        <w:rPr>
+          <w:lang w:val="fr_FR" w:bidi="fr_FR"/>
+        </w:rPr>
+      </w:r>
     </w:p>
     <w:p>
-      <w:r/>
-      <w:r>
+      <w:pPr/>
+      <w:r>
+        <w:rPr>
+          <w:lang w:val="fr_FR" w:bidi="fr_FR"/>
+        </w:rPr>
+      </w:r>
+      <w:r>
+        <w:rPr>
+          <w:lang w:val="fr_FR" w:bidi="fr_FR"/>
+        </w:rPr>
         <w:t>Jean ouvre sa lettre avec une salutation typique d’une correspondance personnelle</w:t>
       </w:r>
       <w:r>
+        <w:rPr>
+          <w:lang w:val="fr_FR" w:bidi="fr_FR"/>
+        </w:rPr>
         <w:t xml:space="preserve">. • </w:t>
       </w:r>
       <w:r>
+        <w:rPr>
+          <w:lang w:val="fr_FR" w:bidi="fr_FR"/>
+        </w:rPr>
         <w:t>Il insiste fortement sur la vérité, qu’il mentionne quatre fois dans l’introduction et encore une fois au verset 4</w:t>
       </w:r>
       <w:r>
+        <w:rPr>
+          <w:lang w:val="fr_FR" w:bidi="fr_FR"/>
+        </w:rPr>
         <w:t xml:space="preserve">. </w:t>
       </w:r>
       <w:r>
+        <w:rPr>
+          <w:lang w:val="fr_FR" w:bidi="fr_FR"/>
+        </w:rPr>
         <w:t>Son désir est que ses lecteurs connaissent la vérité sur Jésus-Christ, qu’ils la vivent pleinement, et qu’ils ne se laissent pas égarer par de faux enseignants.</w:t>
       </w:r>
-      <w:r/>
-      <w:r/>
+      <w:r>
+        <w:rPr>
+          <w:lang w:val="fr_FR" w:bidi="fr_FR"/>
+        </w:rPr>
+      </w:r>
+      <w:r>
+        <w:rPr>
+          <w:lang w:val="fr_FR" w:bidi="fr_FR"/>
+        </w:rPr>
+      </w:r>
     </w:p>
     <w:p>
-      <w:r/>
+      <w:pPr/>
+      <w:r>
+        <w:rPr>
+          <w:lang w:val="fr_FR" w:bidi="fr_FR"/>
+        </w:rPr>
+      </w:r>
     </w:p>
     <w:p>
       <w:pPr>
         <w:pStyle w:val="Heading2"/>
       </w:pPr>
       <w:r>
+        <w:rPr>
+          <w:lang w:val="fr_FR" w:bidi="fr_FR"/>
+        </w:rPr>
         <w:t>2 Jean 1.2</w:t>
       </w:r>
-      <w:r/>
+      <w:r>
+        <w:rPr>
+          <w:lang w:val="fr_FR" w:bidi="fr_FR"/>
+        </w:rPr>
+      </w:r>
     </w:p>
     <w:p>
-      <w:r/>
-      <w:r>
+      <w:pPr/>
+      <w:r>
+        <w:rPr>
+          <w:lang w:val="fr_FR" w:bidi="fr_FR"/>
+        </w:rPr>
+      </w:r>
+      <w:r>
+        <w:rPr>
+          <w:lang w:val="fr_FR" w:bidi="fr_FR"/>
+        </w:rPr>
         <w:t xml:space="preserve">L'amour chrétien est enraciné dans la connaissance de la vérité. </w:t>
       </w:r>
       <w:r>
+        <w:rPr>
+          <w:lang w:val="fr_FR" w:bidi="fr_FR"/>
+        </w:rPr>
         <w:t xml:space="preserve">Cette vérité qui vit en nous n’est pas seulement un ensemble de faits ou d’enseignements : c’est la présence même de Dieu en nous </w:t>
       </w:r>
       <w:r>
+        <w:rPr>
+          <w:lang w:val="fr_FR" w:bidi="fr_FR"/>
+        </w:rPr>
         <w:t xml:space="preserve">(voir </w:t>
       </w:r>
       <w:hyperlink r:id="rId19">
         <w:r>
+          <w:rPr>
+            <w:lang w:val="fr_FR" w:bidi="fr_FR"/>
+          </w:rPr>
           <w:rPr>
             <w:color w:val="0000EE"/>
             <w:u w:val="single"/>
@@ -321,56 +591,124 @@
         </w:r>
       </w:hyperlink>
       <w:r>
+        <w:rPr>
+          <w:lang w:val="fr_FR" w:bidi="fr_FR"/>
+        </w:rPr>
         <w:t xml:space="preserve">), </w:t>
       </w:r>
       <w:r>
+        <w:rPr>
+          <w:lang w:val="fr_FR" w:bidi="fr_FR"/>
+        </w:rPr>
         <w:t>une présence qui demeure pour toujours</w:t>
       </w:r>
       <w:r>
+        <w:rPr>
+          <w:lang w:val="fr_FR" w:bidi="fr_FR"/>
+        </w:rPr>
         <w:t>.</w:t>
       </w:r>
-      <w:r/>
-      <w:r/>
+      <w:r>
+        <w:rPr>
+          <w:lang w:val="fr_FR" w:bidi="fr_FR"/>
+        </w:rPr>
+      </w:r>
+      <w:r>
+        <w:rPr>
+          <w:lang w:val="fr_FR" w:bidi="fr_FR"/>
+        </w:rPr>
+      </w:r>
     </w:p>
     <w:p>
-      <w:r/>
+      <w:pPr/>
+      <w:r>
+        <w:rPr>
+          <w:lang w:val="fr_FR" w:bidi="fr_FR"/>
+        </w:rPr>
+      </w:r>
     </w:p>
     <w:p>
       <w:pPr>
         <w:pStyle w:val="Heading2"/>
       </w:pPr>
       <w:r>
+        <w:rPr>
+          <w:lang w:val="fr_FR" w:bidi="fr_FR"/>
+        </w:rPr>
         <w:t>2 Jean 1.3</w:t>
       </w:r>
-      <w:r/>
+      <w:r>
+        <w:rPr>
+          <w:lang w:val="fr_FR" w:bidi="fr_FR"/>
+        </w:rPr>
+      </w:r>
     </w:p>
     <w:p>
-      <w:r/>
-      <w:r>
+      <w:pPr/>
+      <w:r>
+        <w:rPr>
+          <w:lang w:val="fr_FR" w:bidi="fr_FR"/>
+        </w:rPr>
+      </w:r>
+      <w:r>
+        <w:rPr>
+          <w:lang w:val="fr_FR" w:bidi="fr_FR"/>
+        </w:rPr>
         <w:t>La grâce, la miséricorde et la paix sont des bénédictions assurées pour ceux qui vivent dans la vérité et l’amour, et qui montrent par leurs actes qu’ils sont enfants de Dieu.</w:t>
       </w:r>
-      <w:r/>
-      <w:r/>
+      <w:r>
+        <w:rPr>
+          <w:lang w:val="fr_FR" w:bidi="fr_FR"/>
+        </w:rPr>
+      </w:r>
+      <w:r>
+        <w:rPr>
+          <w:lang w:val="fr_FR" w:bidi="fr_FR"/>
+        </w:rPr>
+      </w:r>
     </w:p>
     <w:p>
-      <w:r/>
+      <w:pPr/>
+      <w:r>
+        <w:rPr>
+          <w:lang w:val="fr_FR" w:bidi="fr_FR"/>
+        </w:rPr>
+      </w:r>
     </w:p>
     <w:p>
       <w:pPr>
         <w:pStyle w:val="Heading2"/>
       </w:pPr>
       <w:r>
+        <w:rPr>
+          <w:lang w:val="fr_FR" w:bidi="fr_FR"/>
+        </w:rPr>
         <w:t>2 Jean 1.4–11</w:t>
       </w:r>
-      <w:r/>
+      <w:r>
+        <w:rPr>
+          <w:lang w:val="fr_FR" w:bidi="fr_FR"/>
+        </w:rPr>
+      </w:r>
     </w:p>
     <w:p>
-      <w:r/>
-      <w:r>
+      <w:pPr/>
+      <w:r>
+        <w:rPr>
+          <w:lang w:val="fr_FR" w:bidi="fr_FR"/>
+        </w:rPr>
+      </w:r>
+      <w:r>
+        <w:rPr>
+          <w:lang w:val="fr_FR" w:bidi="fr_FR"/>
+        </w:rPr>
         <w:t>Jean applique maintenant la vérité et l'amour qu'il a mentionnés dans l'introduction (</w:t>
       </w:r>
       <w:hyperlink r:id="rId20">
         <w:r>
+          <w:rPr>
+            <w:lang w:val="fr_FR" w:bidi="fr_FR"/>
+          </w:rPr>
           <w:rPr>
             <w:color w:val="0000EE"/>
             <w:u w:val="single"/>
@@ -379,22 +717,40 @@
         </w:r>
       </w:hyperlink>
       <w:r>
+        <w:rPr>
+          <w:lang w:val="fr_FR" w:bidi="fr_FR"/>
+        </w:rPr>
         <w:t xml:space="preserve">) à la situation </w:t>
       </w:r>
       <w:r>
+        <w:rPr>
+          <w:lang w:val="fr_FR" w:bidi="fr_FR"/>
+        </w:rPr>
         <w:t xml:space="preserve">concrète </w:t>
       </w:r>
       <w:r>
+        <w:rPr>
+          <w:lang w:val="fr_FR" w:bidi="fr_FR"/>
+        </w:rPr>
         <w:t xml:space="preserve">de ses lecteurs. </w:t>
       </w:r>
       <w:r>
+        <w:rPr>
+          <w:lang w:val="fr_FR" w:bidi="fr_FR"/>
+        </w:rPr>
         <w:t>Vivre dans la vérité et l’amour implique non seulement de demeurer en communion avec les véritables croyants</w:t>
       </w:r>
       <w:r>
+        <w:rPr>
+          <w:lang w:val="fr_FR" w:bidi="fr_FR"/>
+        </w:rPr>
         <w:t xml:space="preserve"> (</w:t>
       </w:r>
       <w:hyperlink r:id="rId21">
         <w:r>
+          <w:rPr>
+            <w:lang w:val="fr_FR" w:bidi="fr_FR"/>
+          </w:rPr>
           <w:rPr>
             <w:color w:val="0000EE"/>
             <w:u w:val="single"/>
@@ -403,16 +759,28 @@
         </w:r>
       </w:hyperlink>
       <w:r>
+        <w:rPr>
+          <w:lang w:val="fr_FR" w:bidi="fr_FR"/>
+        </w:rPr>
         <w:t xml:space="preserve">), </w:t>
       </w:r>
       <w:r>
+        <w:rPr>
+          <w:lang w:val="fr_FR" w:bidi="fr_FR"/>
+        </w:rPr>
         <w:t>mais aussi de faire preuve de discernement envers les faux enseignants, en refusant de les écouter ou de leur offrir la moindre assistance</w:t>
       </w:r>
       <w:r>
+        <w:rPr>
+          <w:lang w:val="fr_FR" w:bidi="fr_FR"/>
+        </w:rPr>
         <w:t xml:space="preserve"> (</w:t>
       </w:r>
       <w:hyperlink r:id="rId22">
         <w:r>
+          <w:rPr>
+            <w:lang w:val="fr_FR" w:bidi="fr_FR"/>
+          </w:rPr>
           <w:rPr>
             <w:color w:val="0000EE"/>
             <w:u w:val="single"/>
@@ -421,89 +789,175 @@
         </w:r>
       </w:hyperlink>
       <w:r>
+        <w:rPr>
+          <w:lang w:val="fr_FR" w:bidi="fr_FR"/>
+        </w:rPr>
         <w:t>).</w:t>
       </w:r>
-      <w:r/>
-      <w:r/>
+      <w:r>
+        <w:rPr>
+          <w:lang w:val="fr_FR" w:bidi="fr_FR"/>
+        </w:rPr>
+      </w:r>
+      <w:r>
+        <w:rPr>
+          <w:lang w:val="fr_FR" w:bidi="fr_FR"/>
+        </w:rPr>
+      </w:r>
     </w:p>
     <w:p>
-      <w:r/>
+      <w:pPr/>
+      <w:r>
+        <w:rPr>
+          <w:lang w:val="fr_FR" w:bidi="fr_FR"/>
+        </w:rPr>
+      </w:r>
     </w:p>
     <w:p>
       <w:pPr>
         <w:pStyle w:val="Heading2"/>
       </w:pPr>
       <w:r>
+        <w:rPr>
+          <w:lang w:val="fr_FR" w:bidi="fr_FR"/>
+        </w:rPr>
         <w:t>2 Jean 1.5</w:t>
       </w:r>
-      <w:r/>
+      <w:r>
+        <w:rPr>
+          <w:lang w:val="fr_FR" w:bidi="fr_FR"/>
+        </w:rPr>
+      </w:r>
     </w:p>
     <w:p>
-      <w:r/>
-      <w:r>
+      <w:pPr/>
+      <w:r>
+        <w:rPr>
+          <w:lang w:val="fr_FR" w:bidi="fr_FR"/>
+        </w:rPr>
+      </w:r>
+      <w:r>
+        <w:rPr>
+          <w:lang w:val="fr_FR" w:bidi="fr_FR"/>
+        </w:rPr>
         <w:t>ce que je te demande, Kyria</w:t>
       </w:r>
       <w:r>
+        <w:rPr>
+          <w:lang w:val="fr_FR" w:bidi="fr_FR"/>
+        </w:rPr>
         <w:t xml:space="preserve"> : Littéralement </w:t>
       </w:r>
       <w:r>
         <w:rPr>
           <w:i/>
+          <w:lang w:val="fr_FR" w:bidi="fr_FR"/>
         </w:rPr>
         <w:t xml:space="preserve">je t'exhorte, </w:t>
       </w:r>
       <w:r>
         <w:rPr>
           <w:i/>
+          <w:lang w:val="fr_FR" w:bidi="fr_FR"/>
         </w:rPr>
         <w:t>ô Dame</w:t>
       </w:r>
       <w:r>
         <w:rPr>
           <w:i/>
+          <w:lang w:val="fr_FR" w:bidi="fr_FR"/>
         </w:rPr>
         <w:t xml:space="preserve">. </w:t>
       </w:r>
       <w:r>
+        <w:rPr>
+          <w:lang w:val="fr_FR" w:bidi="fr_FR"/>
+        </w:rPr>
         <w:t xml:space="preserve">Voir </w:t>
       </w:r>
       <w:r>
+        <w:rPr>
+          <w:lang w:val="fr_FR" w:bidi="fr_FR"/>
+        </w:rPr>
         <w:t>note d'étude sur 1.1</w:t>
       </w:r>
       <w:r>
+        <w:rPr>
+          <w:lang w:val="fr_FR" w:bidi="fr_FR"/>
+        </w:rPr>
         <w:t>.</w:t>
       </w:r>
-      <w:r/>
-      <w:r/>
+      <w:r>
+        <w:rPr>
+          <w:lang w:val="fr_FR" w:bidi="fr_FR"/>
+        </w:rPr>
+      </w:r>
+      <w:r>
+        <w:rPr>
+          <w:lang w:val="fr_FR" w:bidi="fr_FR"/>
+        </w:rPr>
+      </w:r>
     </w:p>
     <w:p>
-      <w:r/>
+      <w:pPr/>
+      <w:r>
+        <w:rPr>
+          <w:lang w:val="fr_FR" w:bidi="fr_FR"/>
+        </w:rPr>
+      </w:r>
     </w:p>
     <w:p>
       <w:pPr>
         <w:pStyle w:val="Heading2"/>
       </w:pPr>
       <w:r>
+        <w:rPr>
+          <w:lang w:val="fr_FR" w:bidi="fr_FR"/>
+        </w:rPr>
         <w:t>2 Jean 1.7</w:t>
       </w:r>
-      <w:r/>
+      <w:r>
+        <w:rPr>
+          <w:lang w:val="fr_FR" w:bidi="fr_FR"/>
+        </w:rPr>
+      </w:r>
     </w:p>
     <w:p>
-      <w:r/>
-      <w:r>
+      <w:pPr/>
+      <w:r>
+        <w:rPr>
+          <w:lang w:val="fr_FR" w:bidi="fr_FR"/>
+        </w:rPr>
+      </w:r>
+      <w:r>
+        <w:rPr>
+          <w:lang w:val="fr_FR" w:bidi="fr_FR"/>
+        </w:rPr>
         <w:t>plusieurs séducteurs sont entrés dans le monde</w:t>
       </w:r>
       <w:r>
+        <w:rPr>
+          <w:lang w:val="fr_FR" w:bidi="fr_FR"/>
+        </w:rPr>
         <w:t xml:space="preserve"> : les docètes </w:t>
       </w:r>
       <w:r>
+        <w:rPr>
+          <w:lang w:val="fr_FR" w:bidi="fr_FR"/>
+        </w:rPr>
         <w:t xml:space="preserve">niaient que Jésus-Christ soit réellement venu dans un corps humain. </w:t>
       </w:r>
       <w:r>
+        <w:rPr>
+          <w:lang w:val="fr_FR" w:bidi="fr_FR"/>
+        </w:rPr>
         <w:t xml:space="preserve">Jean a réfuté cette hérésie dans sa première lettre (voir </w:t>
       </w:r>
       <w:hyperlink r:id="rId23">
         <w:r>
+          <w:rPr>
+            <w:lang w:val="fr_FR" w:bidi="fr_FR"/>
+          </w:rPr>
           <w:rPr>
             <w:color w:val="0000EE"/>
             <w:u w:val="single"/>
@@ -512,45 +966,94 @@
         </w:r>
       </w:hyperlink>
       <w:r>
+        <w:rPr>
+          <w:lang w:val="fr_FR" w:bidi="fr_FR"/>
+        </w:rPr>
         <w:t xml:space="preserve">). • </w:t>
       </w:r>
       <w:r>
+        <w:rPr>
+          <w:lang w:val="fr_FR" w:bidi="fr_FR"/>
+        </w:rPr>
         <w:t>Un faux enseignant est à la fois un trompeur (car il égare les croyants les moins vigilants) et un antéchrist (car il détourne les cœurs du véritable Christ). En recourant à l’image apocalyptique de l’antéchrist, Jean souligne à la fois la gravité de cette hérésie et le jugement final qui attend ceux qui propagent de tels enseignements.</w:t>
       </w:r>
-      <w:r/>
-      <w:r/>
+      <w:r>
+        <w:rPr>
+          <w:lang w:val="fr_FR" w:bidi="fr_FR"/>
+        </w:rPr>
+      </w:r>
+      <w:r>
+        <w:rPr>
+          <w:lang w:val="fr_FR" w:bidi="fr_FR"/>
+        </w:rPr>
+      </w:r>
     </w:p>
     <w:p>
-      <w:r/>
+      <w:pPr/>
+      <w:r>
+        <w:rPr>
+          <w:lang w:val="fr_FR" w:bidi="fr_FR"/>
+        </w:rPr>
+      </w:r>
     </w:p>
     <w:p>
       <w:pPr>
         <w:pStyle w:val="Heading2"/>
       </w:pPr>
       <w:r>
+        <w:rPr>
+          <w:lang w:val="fr_FR" w:bidi="fr_FR"/>
+        </w:rPr>
         <w:t>2 Jean 1.8</w:t>
       </w:r>
-      <w:r/>
+      <w:r>
+        <w:rPr>
+          <w:lang w:val="fr_FR" w:bidi="fr_FR"/>
+        </w:rPr>
+      </w:r>
     </w:p>
     <w:p>
-      <w:r/>
-      <w:r>
+      <w:pPr/>
+      <w:r>
+        <w:rPr>
+          <w:lang w:val="fr_FR" w:bidi="fr_FR"/>
+        </w:rPr>
+      </w:r>
+      <w:r>
+        <w:rPr>
+          <w:lang w:val="fr_FR" w:bidi="fr_FR"/>
+        </w:rPr>
         <w:t xml:space="preserve">vous : </w:t>
       </w:r>
       <w:r>
+        <w:rPr>
+          <w:lang w:val="fr_FR" w:bidi="fr_FR"/>
+        </w:rPr>
         <w:t xml:space="preserve">Les croyants (désignés par le pronom </w:t>
       </w:r>
       <w:r>
+        <w:rPr>
+          <w:lang w:val="fr_FR" w:bidi="fr_FR"/>
+        </w:rPr>
         <w:t>vous</w:t>
       </w:r>
       <w:r>
+        <w:rPr>
+          <w:lang w:val="fr_FR" w:bidi="fr_FR"/>
+        </w:rPr>
         <w:t>) sont exhortés à veiller sur leur foi et à se prémunir contre tout enseignement susceptible de la corrompre</w:t>
       </w:r>
       <w:r>
+        <w:rPr>
+          <w:lang w:val="fr_FR" w:bidi="fr_FR"/>
+        </w:rPr>
         <w:t xml:space="preserve"> (</w:t>
       </w:r>
       <w:hyperlink r:id="rId24">
         <w:r>
+          <w:rPr>
+            <w:lang w:val="fr_FR" w:bidi="fr_FR"/>
+          </w:rPr>
           <w:rPr>
             <w:color w:val="0000EE"/>
             <w:u w:val="single"/>
@@ -559,56 +1062,124 @@
         </w:r>
       </w:hyperlink>
       <w:r>
+        <w:rPr>
+          <w:lang w:val="fr_FR" w:bidi="fr_FR"/>
+        </w:rPr>
         <w:t>).</w:t>
       </w:r>
-      <w:r/>
-      <w:r/>
+      <w:r>
+        <w:rPr>
+          <w:lang w:val="fr_FR" w:bidi="fr_FR"/>
+        </w:rPr>
+      </w:r>
+      <w:r>
+        <w:rPr>
+          <w:lang w:val="fr_FR" w:bidi="fr_FR"/>
+        </w:rPr>
+      </w:r>
     </w:p>
     <w:p>
-      <w:r/>
+      <w:pPr/>
+      <w:r>
+        <w:rPr>
+          <w:lang w:val="fr_FR" w:bidi="fr_FR"/>
+        </w:rPr>
+      </w:r>
     </w:p>
     <w:p>
       <w:pPr>
         <w:pStyle w:val="Heading2"/>
       </w:pPr>
       <w:r>
+        <w:rPr>
+          <w:lang w:val="fr_FR" w:bidi="fr_FR"/>
+        </w:rPr>
         <w:t>2 Jean 1.9</w:t>
       </w:r>
-      <w:r/>
+      <w:r>
+        <w:rPr>
+          <w:lang w:val="fr_FR" w:bidi="fr_FR"/>
+        </w:rPr>
+      </w:r>
     </w:p>
     <w:p>
-      <w:r/>
-      <w:r>
+      <w:pPr/>
+      <w:r>
+        <w:rPr>
+          <w:lang w:val="fr_FR" w:bidi="fr_FR"/>
+        </w:rPr>
+      </w:r>
+      <w:r>
+        <w:rPr>
+          <w:lang w:val="fr_FR" w:bidi="fr_FR"/>
+        </w:rPr>
         <w:t>Quiconque va plus loin et ne demeure pas dans la doctrine : Aller au-delà, c’est s’écarter des enseignements apostoliques concernant Jésus-Christ, en adoptant des croyances qui n’ont jamais été transmises par les apôtres. C’est un avertissement adressé à l’Église : elle ne doit accorder aucune oreille aux faux enseignants.</w:t>
       </w:r>
-      <w:r/>
-      <w:r/>
+      <w:r>
+        <w:rPr>
+          <w:lang w:val="fr_FR" w:bidi="fr_FR"/>
+        </w:rPr>
+      </w:r>
+      <w:r>
+        <w:rPr>
+          <w:lang w:val="fr_FR" w:bidi="fr_FR"/>
+        </w:rPr>
+      </w:r>
     </w:p>
     <w:p>
-      <w:r/>
+      <w:pPr/>
+      <w:r>
+        <w:rPr>
+          <w:lang w:val="fr_FR" w:bidi="fr_FR"/>
+        </w:rPr>
+      </w:r>
     </w:p>
     <w:p>
       <w:pPr>
         <w:pStyle w:val="Heading2"/>
       </w:pPr>
       <w:r>
+        <w:rPr>
+          <w:lang w:val="fr_FR" w:bidi="fr_FR"/>
+        </w:rPr>
         <w:t>2 Jean 1.10–11</w:t>
       </w:r>
-      <w:r/>
+      <w:r>
+        <w:rPr>
+          <w:lang w:val="fr_FR" w:bidi="fr_FR"/>
+        </w:rPr>
+      </w:r>
     </w:p>
     <w:p>
-      <w:r/>
-      <w:r>
+      <w:pPr/>
+      <w:r>
+        <w:rPr>
+          <w:lang w:val="fr_FR" w:bidi="fr_FR"/>
+        </w:rPr>
+      </w:r>
+      <w:r>
+        <w:rPr>
+          <w:lang w:val="fr_FR" w:bidi="fr_FR"/>
+        </w:rPr>
         <w:t xml:space="preserve">Les croyants ne devaient </w:t>
       </w:r>
       <w:r>
+        <w:rPr>
+          <w:lang w:val="fr_FR" w:bidi="fr_FR"/>
+        </w:rPr>
         <w:t>pas accueillir dans leurs maisons ceux qui n’enseignaient pas la vérité au sujet du Christ. Étant donné que les premières églises se réunissaient souvent dans des maisons</w:t>
       </w:r>
       <w:r>
+        <w:rPr>
+          <w:lang w:val="fr_FR" w:bidi="fr_FR"/>
+        </w:rPr>
         <w:t xml:space="preserve"> (voir </w:t>
       </w:r>
       <w:hyperlink r:id="rId25">
         <w:r>
+          <w:rPr>
+            <w:lang w:val="fr_FR" w:bidi="fr_FR"/>
+          </w:rPr>
           <w:rPr>
             <w:color w:val="0000EE"/>
             <w:u w:val="single"/>
@@ -617,10 +1188,16 @@
         </w:r>
       </w:hyperlink>
       <w:r>
+        <w:rPr>
+          <w:lang w:val="fr_FR" w:bidi="fr_FR"/>
+        </w:rPr>
         <w:t xml:space="preserve">; </w:t>
       </w:r>
       <w:hyperlink r:id="rId26">
         <w:r>
+          <w:rPr>
+            <w:lang w:val="fr_FR" w:bidi="fr_FR"/>
+          </w:rPr>
           <w:rPr>
             <w:color w:val="0000EE"/>
             <w:u w:val="single"/>
@@ -629,10 +1206,16 @@
         </w:r>
       </w:hyperlink>
       <w:r>
+        <w:rPr>
+          <w:lang w:val="fr_FR" w:bidi="fr_FR"/>
+        </w:rPr>
         <w:t xml:space="preserve">; </w:t>
       </w:r>
       <w:hyperlink r:id="rId27">
         <w:r>
+          <w:rPr>
+            <w:lang w:val="fr_FR" w:bidi="fr_FR"/>
+          </w:rPr>
           <w:rPr>
             <w:color w:val="0000EE"/>
             <w:u w:val="single"/>
@@ -641,10 +1224,16 @@
         </w:r>
       </w:hyperlink>
       <w:r>
+        <w:rPr>
+          <w:lang w:val="fr_FR" w:bidi="fr_FR"/>
+        </w:rPr>
         <w:t xml:space="preserve">; </w:t>
       </w:r>
       <w:hyperlink r:id="rId28">
         <w:r>
+          <w:rPr>
+            <w:lang w:val="fr_FR" w:bidi="fr_FR"/>
+          </w:rPr>
           <w:rPr>
             <w:color w:val="0000EE"/>
             <w:u w:val="single"/>
@@ -653,10 +1242,16 @@
         </w:r>
       </w:hyperlink>
       <w:r>
+        <w:rPr>
+          <w:lang w:val="fr_FR" w:bidi="fr_FR"/>
+        </w:rPr>
         <w:t xml:space="preserve">, </w:t>
       </w:r>
       <w:hyperlink r:id="rId29">
         <w:r>
+          <w:rPr>
+            <w:lang w:val="fr_FR" w:bidi="fr_FR"/>
+          </w:rPr>
           <w:rPr>
             <w:color w:val="0000EE"/>
             <w:u w:val="single"/>
@@ -665,10 +1260,16 @@
         </w:r>
       </w:hyperlink>
       <w:r>
+        <w:rPr>
+          <w:lang w:val="fr_FR" w:bidi="fr_FR"/>
+        </w:rPr>
         <w:t xml:space="preserve">; </w:t>
       </w:r>
       <w:hyperlink r:id="rId30">
         <w:r>
+          <w:rPr>
+            <w:lang w:val="fr_FR" w:bidi="fr_FR"/>
+          </w:rPr>
           <w:rPr>
             <w:color w:val="0000EE"/>
             <w:u w:val="single"/>
@@ -677,10 +1278,16 @@
         </w:r>
       </w:hyperlink>
       <w:r>
+        <w:rPr>
+          <w:lang w:val="fr_FR" w:bidi="fr_FR"/>
+        </w:rPr>
         <w:t xml:space="preserve">; </w:t>
       </w:r>
       <w:hyperlink r:id="rId31">
         <w:r>
+          <w:rPr>
+            <w:lang w:val="fr_FR" w:bidi="fr_FR"/>
+          </w:rPr>
           <w:rPr>
             <w:color w:val="0000EE"/>
             <w:u w:val="single"/>
@@ -689,54 +1296,102 @@
         </w:r>
       </w:hyperlink>
       <w:r>
+        <w:rPr>
+          <w:lang w:val="fr_FR" w:bidi="fr_FR"/>
+        </w:rPr>
         <w:t xml:space="preserve">), </w:t>
       </w:r>
       <w:r>
+        <w:rPr>
+          <w:lang w:val="fr_FR" w:bidi="fr_FR"/>
+        </w:rPr>
         <w:t>cette mise en garde peut faire allusion à l’interdiction d’inviter de faux enseignants à participer aux rassemblements de l’Église. Elle peut également concerner toute forme d’hospitalité qui contribuerait, même indirectement, à la diffusion de leurs erreurs. Le seul moyen de faire face à ces individus était de refuser de les intégrer à la communauté.</w:t>
       </w:r>
-      <w:r/>
-      <w:r/>
+      <w:r>
+        <w:rPr>
+          <w:lang w:val="fr_FR" w:bidi="fr_FR"/>
+        </w:rPr>
+      </w:r>
+      <w:r>
+        <w:rPr>
+          <w:lang w:val="fr_FR" w:bidi="fr_FR"/>
+        </w:rPr>
+      </w:r>
     </w:p>
     <w:p>
-      <w:r/>
+      <w:pPr/>
+      <w:r>
+        <w:rPr>
+          <w:lang w:val="fr_FR" w:bidi="fr_FR"/>
+        </w:rPr>
+      </w:r>
     </w:p>
     <w:p>
       <w:pPr>
         <w:pStyle w:val="Heading2"/>
       </w:pPr>
       <w:r>
+        <w:rPr>
+          <w:lang w:val="fr_FR" w:bidi="fr_FR"/>
+        </w:rPr>
         <w:t>2 Jean 1.12</w:t>
       </w:r>
-      <w:r/>
+      <w:r>
+        <w:rPr>
+          <w:lang w:val="fr_FR" w:bidi="fr_FR"/>
+        </w:rPr>
+      </w:r>
     </w:p>
     <w:p>
-      <w:r/>
-      <w:r>
+      <w:pPr/>
+      <w:r>
+        <w:rPr>
+          <w:lang w:val="fr_FR" w:bidi="fr_FR"/>
+        </w:rPr>
+      </w:r>
+      <w:r>
+        <w:rPr>
+          <w:lang w:val="fr_FR" w:bidi="fr_FR"/>
+        </w:rPr>
         <w:t xml:space="preserve">bouche à bouche : L’expression française </w:t>
       </w:r>
       <w:r>
         <w:rPr>
           <w:i/>
+          <w:lang w:val="fr_FR" w:bidi="fr_FR"/>
         </w:rPr>
         <w:t>face à face</w:t>
       </w:r>
       <w:r>
+        <w:rPr>
+          <w:lang w:val="fr_FR" w:bidi="fr_FR"/>
+        </w:rPr>
         <w:t xml:space="preserve"> correspond à l'expression grec </w:t>
       </w:r>
       <w:r>
         <w:rPr>
           <w:i/>
+          <w:lang w:val="fr_FR" w:bidi="fr_FR"/>
         </w:rPr>
         <w:t xml:space="preserve">bouche à bouche </w:t>
       </w:r>
       <w:r>
+        <w:rPr>
+          <w:lang w:val="fr_FR" w:bidi="fr_FR"/>
+        </w:rPr>
         <w:t>employé ici</w:t>
       </w:r>
       <w:r>
+        <w:rPr>
+          <w:lang w:val="fr_FR" w:bidi="fr_FR"/>
+        </w:rPr>
         <w:t xml:space="preserve"> (voir aussi </w:t>
       </w:r>
       <w:hyperlink r:id="rId32">
         <w:r>
+          <w:rPr>
+            <w:lang w:val="fr_FR" w:bidi="fr_FR"/>
+          </w:rPr>
           <w:rPr>
             <w:color w:val="0000EE"/>
             <w:u w:val="single"/>
@@ -745,48 +1400,100 @@
         </w:r>
       </w:hyperlink>
       <w:r>
+        <w:rPr>
+          <w:lang w:val="fr_FR" w:bidi="fr_FR"/>
+        </w:rPr>
         <w:t xml:space="preserve">). • </w:t>
       </w:r>
       <w:r>
+        <w:rPr>
+          <w:lang w:val="fr_FR" w:bidi="fr_FR"/>
+        </w:rPr>
         <w:t>afin que notre joie soit parfait</w:t>
       </w:r>
       <w:r>
+        <w:rPr>
+          <w:lang w:val="fr_FR" w:bidi="fr_FR"/>
+        </w:rPr>
         <w:t xml:space="preserve">e : </w:t>
       </w:r>
       <w:r>
+        <w:rPr>
+          <w:lang w:val="fr_FR" w:bidi="fr_FR"/>
+        </w:rPr>
         <w:t>notre relation avec le Christ ne se limite pas à une expérience personnelle ou intérieure ; elle atteint sa plénitude dans la communion fraternelle, vécue dans l’unité et l’harmonie avec les autres croyants.</w:t>
       </w:r>
-      <w:r/>
-      <w:r/>
+      <w:r>
+        <w:rPr>
+          <w:lang w:val="fr_FR" w:bidi="fr_FR"/>
+        </w:rPr>
+      </w:r>
+      <w:r>
+        <w:rPr>
+          <w:lang w:val="fr_FR" w:bidi="fr_FR"/>
+        </w:rPr>
+      </w:r>
     </w:p>
     <w:p>
-      <w:r/>
+      <w:pPr/>
+      <w:r>
+        <w:rPr>
+          <w:lang w:val="fr_FR" w:bidi="fr_FR"/>
+        </w:rPr>
+      </w:r>
     </w:p>
     <w:p>
       <w:pPr>
         <w:pStyle w:val="Heading2"/>
       </w:pPr>
       <w:r>
+        <w:rPr>
+          <w:lang w:val="fr_FR" w:bidi="fr_FR"/>
+        </w:rPr>
         <w:t>2 Jean 1.13</w:t>
       </w:r>
-      <w:r/>
+      <w:r>
+        <w:rPr>
+          <w:lang w:val="fr_FR" w:bidi="fr_FR"/>
+        </w:rPr>
+      </w:r>
     </w:p>
     <w:p>
-      <w:r/>
-      <w:r>
+      <w:pPr/>
+      <w:r>
+        <w:rPr>
+          <w:lang w:val="fr_FR" w:bidi="fr_FR"/>
+        </w:rPr>
+      </w:r>
+      <w:r>
+        <w:rPr>
+          <w:lang w:val="fr_FR" w:bidi="fr_FR"/>
+        </w:rPr>
         <w:t>Les enfants de ta sœur</w:t>
       </w:r>
       <w:r>
+        <w:rPr>
+          <w:lang w:val="fr_FR" w:bidi="fr_FR"/>
+        </w:rPr>
         <w:t xml:space="preserve"> : </w:t>
       </w:r>
       <w:r>
+        <w:rPr>
+          <w:lang w:val="fr_FR" w:bidi="fr_FR"/>
+        </w:rPr>
         <w:t xml:space="preserve">Cette expression fait sans doute allusion à l’église sœur d’Éphèse et à ses membres, auprès desquels Jean séjournait </w:t>
       </w:r>
       <w:r>
+        <w:rPr>
+          <w:lang w:val="fr_FR" w:bidi="fr_FR"/>
+        </w:rPr>
         <w:t xml:space="preserve">(voir </w:t>
       </w:r>
       <w:hyperlink r:id="rId33">
         <w:r>
+          <w:rPr>
+            <w:lang w:val="fr_FR" w:bidi="fr_FR"/>
+          </w:rPr>
           <w:rPr>
             <w:color w:val="0000EE"/>
             <w:u w:val="single"/>
@@ -795,13 +1502,27 @@
         </w:r>
       </w:hyperlink>
       <w:r>
+        <w:rPr>
+          <w:lang w:val="fr_FR" w:bidi="fr_FR"/>
+        </w:rPr>
         <w:t xml:space="preserve">). </w:t>
       </w:r>
       <w:r>
+        <w:rPr>
+          <w:lang w:val="fr_FR" w:bidi="fr_FR"/>
+        </w:rPr>
         <w:t>Résidant dans cette région, Jean veillait sur plusieurs assemblées locales dont il avait la charge.</w:t>
       </w:r>
-      <w:r/>
-      <w:r/>
+      <w:r>
+        <w:rPr>
+          <w:lang w:val="fr_FR" w:bidi="fr_FR"/>
+        </w:rPr>
+      </w:r>
+      <w:r>
+        <w:rPr>
+          <w:lang w:val="fr_FR" w:bidi="fr_FR"/>
+        </w:rPr>
+      </w:r>
     </w:p>
     <w:sectPr>
       <w:footnotePr>
@@ -2703,7 +3424,7 @@
     <w:rPrDefault>
       <w:rPr>
         <w:rFonts w:ascii="Times New Roman" w:eastAsia="Times New Roman" w:hAnsi="Times New Roman" w:cs="Times New Roman"/>
-        <w:lang w:val="en-US" w:eastAsia="en-US" w:bidi="ar-SA"/>
+        <w:lang w:val="fr_FR" w:eastAsia="en-US" w:bidi="ar-SA"/>
       </w:rPr>
     </w:rPrDefault>
     <w:pPrDefault/>

--- a/fra/docx/63.content.docx
+++ b/fra/docx/63.content.docx
@@ -28,19 +28,18 @@
       </w:r>
     </w:p>
     <w:p>
-      <w:pPr>
-        <w:pStyle w:val="Heading2"/>
-      </w:pPr>
-      <w:r>
-        <w:rPr>
-          <w:lang w:val="fr_FR" w:bidi="fr_FR"/>
-        </w:rPr>
-        <w:t>License Information</w:t>
-      </w:r>
-      <w:r>
-        <w:rPr>
-          <w:lang w:val="fr_FR" w:bidi="fr_FR"/>
-        </w:rPr>
+      <w:pPr/>
+      <w:r>
+        <w:rPr>
+          <w:lang w:val="fr_FR" w:bidi="fr_FR"/>
+        </w:rPr>
+      </w:r>
+      <w:r>
+        <w:rPr>
+          <w:b/>
+          <w:lang w:val="fr_FR" w:bidi="fr_FR"/>
+        </w:rPr>
+        <w:t>Aquifer Open Study Notes</w:t>
       </w:r>
     </w:p>
     <w:p>
@@ -52,22 +51,9 @@
       </w:r>
       <w:r>
         <w:rPr>
-          <w:b/>
-          <w:lang w:val="fr_FR" w:bidi="fr_FR"/>
-        </w:rPr>
-        <w:t>Notes d'étude (Tyndale)</w:t>
-      </w:r>
-      <w:r>
-        <w:rPr>
-          <w:lang w:val="fr_FR" w:bidi="fr_FR"/>
-        </w:rPr>
-        <w:t xml:space="preserve"> (French) is based on</w:t>
-      </w:r>
-      <w:r>
-        <w:rPr>
-          <w:lang w:val="fr_FR" w:bidi="fr_FR"/>
-        </w:rPr>
-        <w:t xml:space="preserve">: </w:t>
+          <w:lang w:val="fr_FR" w:bidi="fr_FR"/>
+        </w:rPr>
+        <w:t xml:space="preserve">This work is an adaptation of </w:t>
       </w:r>
       <w:r>
         <w:rPr>
@@ -79,48 +65,19 @@
         <w:rPr>
           <w:lang w:val="fr_FR" w:bidi="fr_FR"/>
         </w:rPr>
-        <w:t xml:space="preserve">, </w:t>
-      </w:r>
-      <w:hyperlink r:id="rId13">
-        <w:r>
-          <w:rPr>
-            <w:lang w:val="fr_FR" w:bidi="fr_FR"/>
-          </w:rPr>
-          <w:rPr>
-            <w:color w:val="0000EE"/>
-            <w:u w:val="single"/>
-          </w:rPr>
-          <w:t>Tyndale House Publishers</w:t>
-        </w:r>
-      </w:hyperlink>
-      <w:r>
-        <w:rPr>
-          <w:lang w:val="fr_FR" w:bidi="fr_FR"/>
-        </w:rPr>
-        <w:t xml:space="preserve">, 2019, which is licensed under a </w:t>
-      </w:r>
-      <w:hyperlink r:id="rId14">
-        <w:r>
-          <w:rPr>
-            <w:lang w:val="fr_FR" w:bidi="fr_FR"/>
-          </w:rPr>
-          <w:rPr>
-            <w:color w:val="0000EE"/>
-            <w:u w:val="single"/>
-          </w:rPr>
-          <w:t>CC BY-SA 4.0 license</w:t>
-        </w:r>
-      </w:hyperlink>
-      <w:r>
-        <w:rPr>
-          <w:lang w:val="fr_FR" w:bidi="fr_FR"/>
-        </w:rPr>
-        <w:t>.</w:t>
-      </w:r>
-      <w:r>
-        <w:rPr>
-          <w:lang w:val="fr_FR" w:bidi="fr_FR"/>
-        </w:rPr>
+        <w:t xml:space="preserve"> © 2023 Tyndale House Publishers, licensed under the CC BY-SA 4.0 license. The adaptation, </w:t>
+      </w:r>
+      <w:r>
+        <w:rPr>
+          <w:lang w:val="fr_FR" w:bidi="fr_FR"/>
+        </w:rPr>
+        <w:t>Aquifer Open Study Notes</w:t>
+      </w:r>
+      <w:r>
+        <w:rPr>
+          <w:lang w:val="fr_FR" w:bidi="fr_FR"/>
+        </w:rPr>
+        <w:t>, was created by Mission Mutual and is also licensed under CC BY-SA 4.0.</w:t>
       </w:r>
     </w:p>
     <w:p>
@@ -134,7 +91,7 @@
         <w:rPr>
           <w:lang w:val="fr_FR" w:bidi="fr_FR"/>
         </w:rPr>
-        <w:t>This PDF version is provided under the same license.</w:t>
+        <w:t>This resource has been adapted into multiple languages, including English, Tok Pisin, Arabic (عربي), French (Français), Hindi (हिंदी), Indonesian (Bahasa Indonesia), Portuguese (Português), Russian (Русский), Spanish (Español), Swahili (Kiswahili), and Simplified Chinese (简体中文).</w:t>
       </w:r>
       <w:r>
         <w:rPr>
@@ -332,7 +289,7 @@
         </w:rPr>
         <w:t xml:space="preserve"> (cf. </w:t>
       </w:r>
-      <w:hyperlink r:id="rId15">
+      <w:hyperlink r:id="rId13">
         <w:r>
           <w:rPr>
             <w:lang w:val="fr_FR" w:bidi="fr_FR"/>
@@ -374,7 +331,7 @@
         </w:rPr>
         <w:t xml:space="preserve"> (voir </w:t>
       </w:r>
-      <w:hyperlink r:id="rId16">
+      <w:hyperlink r:id="rId14">
         <w:r>
           <w:rPr>
             <w:lang w:val="fr_FR" w:bidi="fr_FR"/>
@@ -404,7 +361,7 @@
         </w:rPr>
         <w:t xml:space="preserve"> en contraste avec les mensonges des faux enseignants (</w:t>
       </w:r>
-      <w:hyperlink r:id="rId17">
+      <w:hyperlink r:id="rId15">
         <w:r>
           <w:rPr>
             <w:lang w:val="fr_FR" w:bidi="fr_FR"/>
@@ -422,7 +379,7 @@
         </w:rPr>
         <w:t xml:space="preserve"> ; voir </w:t>
       </w:r>
-      <w:hyperlink r:id="rId18">
+      <w:hyperlink r:id="rId16">
         <w:r>
           <w:rPr>
             <w:lang w:val="fr_FR" w:bidi="fr_FR"/>
@@ -578,7 +535,7 @@
         </w:rPr>
         <w:t xml:space="preserve">(voir </w:t>
       </w:r>
-      <w:hyperlink r:id="rId19">
+      <w:hyperlink r:id="rId17">
         <w:r>
           <w:rPr>
             <w:lang w:val="fr_FR" w:bidi="fr_FR"/>
@@ -704,7 +661,7 @@
         </w:rPr>
         <w:t>Jean applique maintenant la vérité et l'amour qu'il a mentionnés dans l'introduction (</w:t>
       </w:r>
-      <w:hyperlink r:id="rId20">
+      <w:hyperlink r:id="rId18">
         <w:r>
           <w:rPr>
             <w:lang w:val="fr_FR" w:bidi="fr_FR"/>
@@ -746,7 +703,7 @@
         </w:rPr>
         <w:t xml:space="preserve"> (</w:t>
       </w:r>
-      <w:hyperlink r:id="rId21">
+      <w:hyperlink r:id="rId19">
         <w:r>
           <w:rPr>
             <w:lang w:val="fr_FR" w:bidi="fr_FR"/>
@@ -776,7 +733,7 @@
         </w:rPr>
         <w:t xml:space="preserve"> (</w:t>
       </w:r>
-      <w:hyperlink r:id="rId22">
+      <w:hyperlink r:id="rId20">
         <w:r>
           <w:rPr>
             <w:lang w:val="fr_FR" w:bidi="fr_FR"/>
@@ -953,7 +910,7 @@
         </w:rPr>
         <w:t xml:space="preserve">Jean a réfuté cette hérésie dans sa première lettre (voir </w:t>
       </w:r>
-      <w:hyperlink r:id="rId23">
+      <w:hyperlink r:id="rId21">
         <w:r>
           <w:rPr>
             <w:lang w:val="fr_FR" w:bidi="fr_FR"/>
@@ -1049,7 +1006,7 @@
         </w:rPr>
         <w:t xml:space="preserve"> (</w:t>
       </w:r>
-      <w:hyperlink r:id="rId24">
+      <w:hyperlink r:id="rId22">
         <w:r>
           <w:rPr>
             <w:lang w:val="fr_FR" w:bidi="fr_FR"/>
@@ -1175,7 +1132,7 @@
         </w:rPr>
         <w:t xml:space="preserve"> (voir </w:t>
       </w:r>
-      <w:hyperlink r:id="rId25">
+      <w:hyperlink r:id="rId23">
         <w:r>
           <w:rPr>
             <w:lang w:val="fr_FR" w:bidi="fr_FR"/>
@@ -1193,7 +1150,7 @@
         </w:rPr>
         <w:t xml:space="preserve">; </w:t>
       </w:r>
-      <w:hyperlink r:id="rId26">
+      <w:hyperlink r:id="rId24">
         <w:r>
           <w:rPr>
             <w:lang w:val="fr_FR" w:bidi="fr_FR"/>
@@ -1211,7 +1168,7 @@
         </w:rPr>
         <w:t xml:space="preserve">; </w:t>
       </w:r>
-      <w:hyperlink r:id="rId27">
+      <w:hyperlink r:id="rId25">
         <w:r>
           <w:rPr>
             <w:lang w:val="fr_FR" w:bidi="fr_FR"/>
@@ -1229,7 +1186,7 @@
         </w:rPr>
         <w:t xml:space="preserve">; </w:t>
       </w:r>
-      <w:hyperlink r:id="rId28">
+      <w:hyperlink r:id="rId26">
         <w:r>
           <w:rPr>
             <w:lang w:val="fr_FR" w:bidi="fr_FR"/>
@@ -1247,7 +1204,7 @@
         </w:rPr>
         <w:t xml:space="preserve">, </w:t>
       </w:r>
-      <w:hyperlink r:id="rId29">
+      <w:hyperlink r:id="rId27">
         <w:r>
           <w:rPr>
             <w:lang w:val="fr_FR" w:bidi="fr_FR"/>
@@ -1265,7 +1222,7 @@
         </w:rPr>
         <w:t xml:space="preserve">; </w:t>
       </w:r>
-      <w:hyperlink r:id="rId30">
+      <w:hyperlink r:id="rId28">
         <w:r>
           <w:rPr>
             <w:lang w:val="fr_FR" w:bidi="fr_FR"/>
@@ -1283,7 +1240,7 @@
         </w:rPr>
         <w:t xml:space="preserve">; </w:t>
       </w:r>
-      <w:hyperlink r:id="rId31">
+      <w:hyperlink r:id="rId29">
         <w:r>
           <w:rPr>
             <w:lang w:val="fr_FR" w:bidi="fr_FR"/>
@@ -1387,7 +1344,7 @@
         </w:rPr>
         <w:t xml:space="preserve"> (voir aussi </w:t>
       </w:r>
-      <w:hyperlink r:id="rId32">
+      <w:hyperlink r:id="rId30">
         <w:r>
           <w:rPr>
             <w:lang w:val="fr_FR" w:bidi="fr_FR"/>
@@ -1489,7 +1446,7 @@
         </w:rPr>
         <w:t xml:space="preserve">(voir </w:t>
       </w:r>
-      <w:hyperlink r:id="rId33">
+      <w:hyperlink r:id="rId31">
         <w:r>
           <w:rPr>
             <w:lang w:val="fr_FR" w:bidi="fr_FR"/>

--- a/fra/docx/63.content.docx
+++ b/fra/docx/63.content.docx
@@ -163,13 +163,6 @@
         <w:rPr>
           <w:lang w:val="fr_FR" w:bidi="fr_FR"/>
         </w:rPr>
-      </w:r>
-      <w:r>
-        <w:rPr>
-          <w:i/>
-          <w:lang w:val="fr_FR" w:bidi="fr_FR"/>
-        </w:rPr>
-        <w:t>2 Jean 1.1, 2 Jean 1.1–3, 2 Jean 1.2, 2 Jean 1.3, 2 Jean 1.4–11, 2 Jean 1.5, 2 Jean 1.7, 2 Jean 1.8, 2 Jean 1.9, 2 Jean 1.10–11, 2 Jean 1.12, 2 Jean 1.13</w:t>
       </w:r>
       <w:r>
         <w:rPr>

--- a/fra/docx/63.content.docx
+++ b/fra/docx/63.content.docx
@@ -150,19 +150,6 @@
           <w:lang w:val="fr_FR" w:bidi="fr_FR"/>
         </w:rPr>
         <w:t>2JN</w:t>
-      </w:r>
-      <w:r>
-        <w:rPr>
-          <w:lang w:val="fr_FR" w:bidi="fr_FR"/>
-        </w:rPr>
-      </w:r>
-    </w:p>
-    <w:p>
-      <w:pPr/>
-      <w:r>
-        <w:rPr>
-          <w:lang w:val="fr_FR" w:bidi="fr_FR"/>
-        </w:rPr>
       </w:r>
       <w:r>
         <w:rPr>

--- a/fra/docx/63.content.docx
+++ b/fra/docx/63.content.docx
@@ -19,7 +19,7 @@
         <w:rPr>
           <w:lang w:val="fr_FR" w:bidi="fr_FR"/>
         </w:rPr>
-        <w:t>Resource: Notes d'étude (Tyndale)</w:t>
+        <w:t>Resource: Tyndale Open Study Notes</w:t>
       </w:r>
       <w:r>
         <w:rPr>
@@ -112,7 +112,7 @@
         <w:rPr>
           <w:lang w:val="fr_FR" w:bidi="fr_FR"/>
         </w:rPr>
-        <w:t>Notes d'étude (Tyndale)</w:t>
+        <w:t>Tyndale Open Study Notes</w:t>
       </w:r>
     </w:p>
     <w:p>

--- a/fra/docx/63.content.docx
+++ b/fra/docx/63.content.docx
@@ -19,7 +19,7 @@
         <w:rPr>
           <w:lang w:val="fr_FR" w:bidi="fr_FR"/>
         </w:rPr>
-        <w:t>Resource: Tyndale Open Study Notes</w:t>
+        <w:t>Resource: Aquifer Open Study Notes</w:t>
       </w:r>
       <w:r>
         <w:rPr>
@@ -112,7 +112,7 @@
         <w:rPr>
           <w:lang w:val="fr_FR" w:bidi="fr_FR"/>
         </w:rPr>
-        <w:t>Tyndale Open Study Notes</w:t>
+        <w:t>Aquifer Open Study Notes</w:t>
       </w:r>
     </w:p>
     <w:p>

--- a/fra/docx/63.content.docx
+++ b/fra/docx/63.content.docx
@@ -269,18 +269,12 @@
         </w:rPr>
         <w:t xml:space="preserve"> (cf. </w:t>
       </w:r>
-      <w:hyperlink r:id="rId13">
-        <w:r>
-          <w:rPr>
-            <w:lang w:val="fr_FR" w:bidi="fr_FR"/>
-          </w:rPr>
-          <w:rPr>
-            <w:color w:val="0000EE"/>
-            <w:u w:val="single"/>
-          </w:rPr>
-          <w:t>1.13</w:t>
-        </w:r>
-      </w:hyperlink>
+      <w:r>
+        <w:rPr>
+          <w:lang w:val="fr_FR" w:bidi="fr_FR"/>
+        </w:rPr>
+        <w:t>1.13</w:t>
+      </w:r>
       <w:r>
         <w:rPr>
           <w:lang w:val="fr_FR" w:bidi="fr_FR"/>
@@ -311,18 +305,12 @@
         </w:rPr>
         <w:t xml:space="preserve"> (voir </w:t>
       </w:r>
-      <w:hyperlink r:id="rId14">
-        <w:r>
-          <w:rPr>
-            <w:lang w:val="fr_FR" w:bidi="fr_FR"/>
-          </w:rPr>
-          <w:rPr>
-            <w:color w:val="0000EE"/>
-            <w:u w:val="single"/>
-          </w:rPr>
-          <w:t>1.5–6</w:t>
-        </w:r>
-      </w:hyperlink>
+      <w:r>
+        <w:rPr>
+          <w:lang w:val="fr_FR" w:bidi="fr_FR"/>
+        </w:rPr>
+        <w:t>1.5–6</w:t>
+      </w:r>
       <w:r>
         <w:rPr>
           <w:lang w:val="fr_FR" w:bidi="fr_FR"/>
@@ -341,36 +329,24 @@
         </w:rPr>
         <w:t xml:space="preserve"> en contraste avec les mensonges des faux enseignants (</w:t>
       </w:r>
-      <w:hyperlink r:id="rId15">
-        <w:r>
-          <w:rPr>
-            <w:lang w:val="fr_FR" w:bidi="fr_FR"/>
-          </w:rPr>
-          <w:rPr>
-            <w:color w:val="0000EE"/>
-            <w:u w:val="single"/>
-          </w:rPr>
-          <w:t>1.7</w:t>
-        </w:r>
-      </w:hyperlink>
+      <w:r>
+        <w:rPr>
+          <w:lang w:val="fr_FR" w:bidi="fr_FR"/>
+        </w:rPr>
+        <w:t>1.7</w:t>
+      </w:r>
       <w:r>
         <w:rPr>
           <w:lang w:val="fr_FR" w:bidi="fr_FR"/>
         </w:rPr>
         <w:t xml:space="preserve"> ; voir </w:t>
       </w:r>
-      <w:hyperlink r:id="rId16">
-        <w:r>
-          <w:rPr>
-            <w:lang w:val="fr_FR" w:bidi="fr_FR"/>
-          </w:rPr>
-          <w:rPr>
-            <w:color w:val="0000EE"/>
-            <w:u w:val="single"/>
-          </w:rPr>
-          <w:t>1Jn 2.21–23</w:t>
-        </w:r>
-      </w:hyperlink>
+      <w:r>
+        <w:rPr>
+          <w:lang w:val="fr_FR" w:bidi="fr_FR"/>
+        </w:rPr>
+        <w:t>1Jn 2.21–23</w:t>
+      </w:r>
       <w:r>
         <w:rPr>
           <w:lang w:val="fr_FR" w:bidi="fr_FR"/>
@@ -515,18 +491,12 @@
         </w:rPr>
         <w:t xml:space="preserve">(voir </w:t>
       </w:r>
-      <w:hyperlink r:id="rId17">
-        <w:r>
-          <w:rPr>
-            <w:lang w:val="fr_FR" w:bidi="fr_FR"/>
-          </w:rPr>
-          <w:rPr>
-            <w:color w:val="0000EE"/>
-            <w:u w:val="single"/>
-          </w:rPr>
-          <w:t>Jn 14.15–17</w:t>
-        </w:r>
-      </w:hyperlink>
+      <w:r>
+        <w:rPr>
+          <w:lang w:val="fr_FR" w:bidi="fr_FR"/>
+        </w:rPr>
+        <w:t>Jn 14.15–17</w:t>
+      </w:r>
       <w:r>
         <w:rPr>
           <w:lang w:val="fr_FR" w:bidi="fr_FR"/>
@@ -641,18 +611,12 @@
         </w:rPr>
         <w:t>Jean applique maintenant la vérité et l'amour qu'il a mentionnés dans l'introduction (</w:t>
       </w:r>
-      <w:hyperlink r:id="rId18">
-        <w:r>
-          <w:rPr>
-            <w:lang w:val="fr_FR" w:bidi="fr_FR"/>
-          </w:rPr>
-          <w:rPr>
-            <w:color w:val="0000EE"/>
-            <w:u w:val="single"/>
-          </w:rPr>
-          <w:t>1.1–3</w:t>
-        </w:r>
-      </w:hyperlink>
+      <w:r>
+        <w:rPr>
+          <w:lang w:val="fr_FR" w:bidi="fr_FR"/>
+        </w:rPr>
+        <w:t>1.1–3</w:t>
+      </w:r>
       <w:r>
         <w:rPr>
           <w:lang w:val="fr_FR" w:bidi="fr_FR"/>
@@ -683,18 +647,12 @@
         </w:rPr>
         <w:t xml:space="preserve"> (</w:t>
       </w:r>
-      <w:hyperlink r:id="rId19">
-        <w:r>
-          <w:rPr>
-            <w:lang w:val="fr_FR" w:bidi="fr_FR"/>
-          </w:rPr>
-          <w:rPr>
-            <w:color w:val="0000EE"/>
-            <w:u w:val="single"/>
-          </w:rPr>
-          <w:t>1.4–6</w:t>
-        </w:r>
-      </w:hyperlink>
+      <w:r>
+        <w:rPr>
+          <w:lang w:val="fr_FR" w:bidi="fr_FR"/>
+        </w:rPr>
+        <w:t>1.4–6</w:t>
+      </w:r>
       <w:r>
         <w:rPr>
           <w:lang w:val="fr_FR" w:bidi="fr_FR"/>
@@ -713,18 +671,12 @@
         </w:rPr>
         <w:t xml:space="preserve"> (</w:t>
       </w:r>
-      <w:hyperlink r:id="rId20">
-        <w:r>
-          <w:rPr>
-            <w:lang w:val="fr_FR" w:bidi="fr_FR"/>
-          </w:rPr>
-          <w:rPr>
-            <w:color w:val="0000EE"/>
-            <w:u w:val="single"/>
-          </w:rPr>
-          <w:t>1.7–11</w:t>
-        </w:r>
-      </w:hyperlink>
+      <w:r>
+        <w:rPr>
+          <w:lang w:val="fr_FR" w:bidi="fr_FR"/>
+        </w:rPr>
+        <w:t>1.7–11</w:t>
+      </w:r>
       <w:r>
         <w:rPr>
           <w:lang w:val="fr_FR" w:bidi="fr_FR"/>
@@ -890,18 +842,12 @@
         </w:rPr>
         <w:t xml:space="preserve">Jean a réfuté cette hérésie dans sa première lettre (voir </w:t>
       </w:r>
-      <w:hyperlink r:id="rId21">
-        <w:r>
-          <w:rPr>
-            <w:lang w:val="fr_FR" w:bidi="fr_FR"/>
-          </w:rPr>
-          <w:rPr>
-            <w:color w:val="0000EE"/>
-            <w:u w:val="single"/>
-          </w:rPr>
-          <w:t>1Jn 4.2–3</w:t>
-        </w:r>
-      </w:hyperlink>
+      <w:r>
+        <w:rPr>
+          <w:lang w:val="fr_FR" w:bidi="fr_FR"/>
+        </w:rPr>
+        <w:t>1Jn 4.2–3</w:t>
+      </w:r>
       <w:r>
         <w:rPr>
           <w:lang w:val="fr_FR" w:bidi="fr_FR"/>
@@ -986,18 +932,12 @@
         </w:rPr>
         <w:t xml:space="preserve"> (</w:t>
       </w:r>
-      <w:hyperlink r:id="rId22">
-        <w:r>
-          <w:rPr>
-            <w:lang w:val="fr_FR" w:bidi="fr_FR"/>
-          </w:rPr>
-          <w:rPr>
-            <w:color w:val="0000EE"/>
-            <w:u w:val="single"/>
-          </w:rPr>
-          <w:t>1.9</w:t>
-        </w:r>
-      </w:hyperlink>
+      <w:r>
+        <w:rPr>
+          <w:lang w:val="fr_FR" w:bidi="fr_FR"/>
+        </w:rPr>
+        <w:t>1.9</w:t>
+      </w:r>
       <w:r>
         <w:rPr>
           <w:lang w:val="fr_FR" w:bidi="fr_FR"/>
@@ -1112,126 +1052,84 @@
         </w:rPr>
         <w:t xml:space="preserve"> (voir </w:t>
       </w:r>
-      <w:hyperlink r:id="rId23">
-        <w:r>
-          <w:rPr>
-            <w:lang w:val="fr_FR" w:bidi="fr_FR"/>
-          </w:rPr>
-          <w:rPr>
-            <w:color w:val="0000EE"/>
-            <w:u w:val="single"/>
-          </w:rPr>
-          <w:t xml:space="preserve">Ac 2.46 </w:t>
-        </w:r>
-      </w:hyperlink>
+      <w:r>
+        <w:rPr>
+          <w:lang w:val="fr_FR" w:bidi="fr_FR"/>
+        </w:rPr>
+        <w:t xml:space="preserve">Ac 2.46 </w:t>
+      </w:r>
       <w:r>
         <w:rPr>
           <w:lang w:val="fr_FR" w:bidi="fr_FR"/>
         </w:rPr>
         <w:t xml:space="preserve">; </w:t>
       </w:r>
-      <w:hyperlink r:id="rId24">
-        <w:r>
-          <w:rPr>
-            <w:lang w:val="fr_FR" w:bidi="fr_FR"/>
-          </w:rPr>
-          <w:rPr>
-            <w:color w:val="0000EE"/>
-            <w:u w:val="single"/>
-          </w:rPr>
-          <w:t xml:space="preserve">5.42 </w:t>
-        </w:r>
-      </w:hyperlink>
+      <w:r>
+        <w:rPr>
+          <w:lang w:val="fr_FR" w:bidi="fr_FR"/>
+        </w:rPr>
+        <w:t xml:space="preserve">5.42 </w:t>
+      </w:r>
       <w:r>
         <w:rPr>
           <w:lang w:val="fr_FR" w:bidi="fr_FR"/>
         </w:rPr>
         <w:t xml:space="preserve">; </w:t>
       </w:r>
-      <w:hyperlink r:id="rId25">
-        <w:r>
-          <w:rPr>
-            <w:lang w:val="fr_FR" w:bidi="fr_FR"/>
-          </w:rPr>
-          <w:rPr>
-            <w:color w:val="0000EE"/>
-            <w:u w:val="single"/>
-          </w:rPr>
-          <w:t xml:space="preserve">8.3 </w:t>
-        </w:r>
-      </w:hyperlink>
+      <w:r>
+        <w:rPr>
+          <w:lang w:val="fr_FR" w:bidi="fr_FR"/>
+        </w:rPr>
+        <w:t xml:space="preserve">8.3 </w:t>
+      </w:r>
       <w:r>
         <w:rPr>
           <w:lang w:val="fr_FR" w:bidi="fr_FR"/>
         </w:rPr>
         <w:t xml:space="preserve">; </w:t>
       </w:r>
-      <w:hyperlink r:id="rId26">
-        <w:r>
-          <w:rPr>
-            <w:lang w:val="fr_FR" w:bidi="fr_FR"/>
-          </w:rPr>
-          <w:rPr>
-            <w:color w:val="0000EE"/>
-            <w:u w:val="single"/>
-          </w:rPr>
-          <w:t>12.5</w:t>
-        </w:r>
-      </w:hyperlink>
+      <w:r>
+        <w:rPr>
+          <w:lang w:val="fr_FR" w:bidi="fr_FR"/>
+        </w:rPr>
+        <w:t>12.5</w:t>
+      </w:r>
       <w:r>
         <w:rPr>
           <w:lang w:val="fr_FR" w:bidi="fr_FR"/>
         </w:rPr>
         <w:t xml:space="preserve">, </w:t>
       </w:r>
-      <w:hyperlink r:id="rId27">
-        <w:r>
-          <w:rPr>
-            <w:lang w:val="fr_FR" w:bidi="fr_FR"/>
-          </w:rPr>
-          <w:rPr>
-            <w:color w:val="0000EE"/>
-            <w:u w:val="single"/>
-          </w:rPr>
-          <w:t xml:space="preserve">12 </w:t>
-        </w:r>
-      </w:hyperlink>
+      <w:r>
+        <w:rPr>
+          <w:lang w:val="fr_FR" w:bidi="fr_FR"/>
+        </w:rPr>
+        <w:t xml:space="preserve">12 </w:t>
+      </w:r>
       <w:r>
         <w:rPr>
           <w:lang w:val="fr_FR" w:bidi="fr_FR"/>
         </w:rPr>
         <w:t xml:space="preserve">; </w:t>
       </w:r>
-      <w:hyperlink r:id="rId28">
-        <w:r>
-          <w:rPr>
-            <w:lang w:val="fr_FR" w:bidi="fr_FR"/>
-          </w:rPr>
-          <w:rPr>
-            <w:color w:val="0000EE"/>
-            <w:u w:val="single"/>
-          </w:rPr>
-          <w:t xml:space="preserve">Col 4.15 </w:t>
-        </w:r>
-      </w:hyperlink>
+      <w:r>
+        <w:rPr>
+          <w:lang w:val="fr_FR" w:bidi="fr_FR"/>
+        </w:rPr>
+        <w:t xml:space="preserve">Col 4.15 </w:t>
+      </w:r>
       <w:r>
         <w:rPr>
           <w:lang w:val="fr_FR" w:bidi="fr_FR"/>
         </w:rPr>
         <w:t xml:space="preserve">; </w:t>
       </w:r>
-      <w:hyperlink r:id="rId29">
-        <w:r>
-          <w:rPr>
-            <w:lang w:val="fr_FR" w:bidi="fr_FR"/>
-          </w:rPr>
-          <w:rPr>
-            <w:color w:val="0000EE"/>
-            <w:u w:val="single"/>
-          </w:rPr>
-          <w:t>Phm 1.2</w:t>
-        </w:r>
-      </w:hyperlink>
+      <w:r>
+        <w:rPr>
+          <w:lang w:val="fr_FR" w:bidi="fr_FR"/>
+        </w:rPr>
+        <w:t>Phm 1.2</w:t>
+      </w:r>
       <w:r>
         <w:rPr>
           <w:lang w:val="fr_FR" w:bidi="fr_FR"/>
@@ -1324,18 +1222,12 @@
         </w:rPr>
         <w:t xml:space="preserve"> (voir aussi </w:t>
       </w:r>
-      <w:hyperlink r:id="rId30">
-        <w:r>
-          <w:rPr>
-            <w:lang w:val="fr_FR" w:bidi="fr_FR"/>
-          </w:rPr>
-          <w:rPr>
-            <w:color w:val="0000EE"/>
-            <w:u w:val="single"/>
-          </w:rPr>
-          <w:t>3Jn 1.14</w:t>
-        </w:r>
-      </w:hyperlink>
+      <w:r>
+        <w:rPr>
+          <w:lang w:val="fr_FR" w:bidi="fr_FR"/>
+        </w:rPr>
+        <w:t>3Jn 1.14</w:t>
+      </w:r>
       <w:r>
         <w:rPr>
           <w:lang w:val="fr_FR" w:bidi="fr_FR"/>
@@ -1426,18 +1318,12 @@
         </w:rPr>
         <w:t xml:space="preserve">(voir </w:t>
       </w:r>
-      <w:hyperlink r:id="rId31">
-        <w:r>
-          <w:rPr>
-            <w:lang w:val="fr_FR" w:bidi="fr_FR"/>
-          </w:rPr>
-          <w:rPr>
-            <w:color w:val="0000EE"/>
-            <w:u w:val="single"/>
-          </w:rPr>
-          <w:t>1.1</w:t>
-        </w:r>
-      </w:hyperlink>
+      <w:r>
+        <w:rPr>
+          <w:lang w:val="fr_FR" w:bidi="fr_FR"/>
+        </w:rPr>
+        <w:t>1.1</w:t>
+      </w:r>
       <w:r>
         <w:rPr>
           <w:lang w:val="fr_FR" w:bidi="fr_FR"/>
